--- a/pr-preview/pr-27/chapters/continuous-integration.docx
+++ b/pr-preview/pr-27/chapters/continuous-integration.docx
@@ -15,7 +15,7 @@
         <w:pStyle w:val="Date"/>
       </w:pPr>
       <w:r>
-        <w:t xml:space="preserve">Last modified: 2026-10-14 01:35:48 (PDT)</w:t>
+        <w:t xml:space="preserve">Last modified: 2026-10-14 01:49:06 (PDT)</w:t>
       </w:r>
     </w:p>
     <w:p>

--- a/pr-preview/pr-27/chapters/continuous-integration.docx
+++ b/pr-preview/pr-27/chapters/continuous-integration.docx
@@ -15,7 +15,7 @@
         <w:pStyle w:val="Date"/>
       </w:pPr>
       <w:r>
-        <w:t xml:space="preserve">Last modified: 2026-10-14 01:49:06 (PDT)</w:t>
+        <w:t xml:space="preserve">Last modified: 2026-10-14 03:54:35 (PDT)</w:t>
       </w:r>
     </w:p>
     <w:p>
@@ -2071,7 +2071,7 @@
         <w:t xml:space="preserve"> </w:t>
       </w:r>
       <w:r>
-        <w:t xml:space="preserve">our lab’s own collection of composite actions and reusable workflows</w:t>
+        <w:t xml:space="preserve">the Morrison Lab’s collection of composite actions and reusable workflows</w:t>
       </w:r>
       <w:r>
         <w:t xml:space="preserve"> </w:t>
@@ -2089,7 +2089,7 @@
         <w:t xml:space="preserve"> </w:t>
       </w:r>
       <w:r>
-        <w:t xml:space="preserve">bibliography DOI checks, and the Claude review bots used across our repos.</w:t>
+        <w:t xml:space="preserve">bibliography DOI checks, and the Claude review bots used across its repos.</w:t>
       </w:r>
     </w:p>
     <w:p>
@@ -2355,7 +2355,7 @@
       </w:r>
     </w:p>
     <w:bookmarkEnd w:id="35"/>
-    <w:bookmarkStart w:id="36" w:name="sec-how-github-actions-workflows-work"/>
+    <w:bookmarkStart w:id="37" w:name="sec-how-github-actions-workflows-work"/>
     <w:p>
       <w:pPr>
         <w:pStyle w:val="Heading2"/>
@@ -2417,7 +2417,7 @@
         <w:t xml:space="preserve"> </w:t>
       </w:r>
       <w:r>
-        <w:t xml:space="preserve">creates</w:t>
+        <w:t xml:space="preserve">copies the</w:t>
       </w:r>
       <w:r>
         <w:t xml:space="preserve"> </w:t>
@@ -2426,6 +2426,38 @@
         <w:rPr>
           <w:rStyle w:val="VerbatimChar"/>
         </w:rPr>
+        <w:t xml:space="preserve">check-standard</w:t>
+      </w:r>
+      <w:r>
+        <w:t xml:space="preserve"> </w:t>
+      </w:r>
+      <w:r>
+        <w:t xml:space="preserve">example workflow from</w:t>
+      </w:r>
+      <w:r>
+        <w:t xml:space="preserve"> </w:t>
+      </w:r>
+      <w:hyperlink r:id="rId36">
+        <w:r>
+          <w:rPr>
+            <w:rStyle w:val="Hyperlink"/>
+          </w:rPr>
+          <w:t xml:space="preserve">r-lib/actions</w:t>
+        </w:r>
+      </w:hyperlink>
+      <w:r>
+        <w:t xml:space="preserve"> </w:t>
+      </w:r>
+      <w:r>
+        <w:t xml:space="preserve">to</w:t>
+      </w:r>
+      <w:r>
+        <w:t xml:space="preserve"> </w:t>
+      </w:r>
+      <w:r>
+        <w:rPr>
+          <w:rStyle w:val="VerbatimChar"/>
+        </w:rPr>
         <w:t xml:space="preserve">.github/workflows/R-CMD-check.yaml</w:t>
       </w:r>
       <w:r>
@@ -2514,8 +2546,8 @@
         <w:t xml:space="preserve">A status badge is added to your README showing whether checks are passing.</w:t>
       </w:r>
     </w:p>
-    <w:bookmarkEnd w:id="36"/>
-    <w:bookmarkStart w:id="41" w:name="sec-workflow-files-and-security"/>
+    <w:bookmarkEnd w:id="37"/>
+    <w:bookmarkStart w:id="42" w:name="sec-workflow-files-and-security"/>
     <w:p>
       <w:pPr>
         <w:pStyle w:val="Heading2"/>
@@ -2565,18 +2597,18 @@
                 <wp:inline>
                   <wp:extent cx="152400" cy="152400"/>
                   <wp:effectExtent b="0" l="0" r="0" t="0"/>
-                  <wp:docPr descr="" title="" id="38" name="Picture"/>
+                  <wp:docPr descr="" title="" id="39" name="Picture"/>
                   <a:graphic>
                     <a:graphicData uri="http://schemas.openxmlformats.org/drawingml/2006/picture">
                       <pic:pic>
                         <pic:nvPicPr>
-                          <pic:cNvPr descr="/opt/quarto/share/formats/docx/warning.png" id="39" name="Picture"/>
+                          <pic:cNvPr descr="/opt/quarto/share/formats/docx/warning.png" id="40" name="Picture"/>
                           <pic:cNvPicPr>
                             <a:picLocks noChangeArrowheads="1" noChangeAspect="1"/>
                           </pic:cNvPicPr>
                         </pic:nvPicPr>
                         <pic:blipFill>
-                          <a:blip r:embed="rId37"/>
+                          <a:blip r:embed="rId38"/>
                           <a:stretch>
                             <a:fillRect/>
                           </a:stretch>
@@ -2682,7 +2714,7 @@
             <w:r>
               <w:t xml:space="preserve"> </w:t>
             </w:r>
-            <w:hyperlink r:id="rId40">
+            <w:hyperlink r:id="rId41">
               <w:r>
                 <w:rPr>
                   <w:rStyle w:val="Hyperlink"/>
@@ -2784,8 +2816,8 @@
         <w:t xml:space="preserve">What steps to execute (install dependencies, run checks, etc.)</w:t>
       </w:r>
     </w:p>
-    <w:bookmarkEnd w:id="41"/>
-    <w:bookmarkStart w:id="54" w:name="sec-ci-design-patterns"/>
+    <w:bookmarkEnd w:id="42"/>
+    <w:bookmarkStart w:id="55" w:name="sec-ci-design-patterns"/>
     <w:p>
       <w:pPr>
         <w:pStyle w:val="Heading2"/>
@@ -2838,7 +2870,7 @@
         <w:t xml:space="preserve">the examples name the GitHub Actions and GitLab CI features that implement them.</w:t>
       </w:r>
     </w:p>
-    <w:bookmarkStart w:id="44" w:name="sec-ci-concurrency"/>
+    <w:bookmarkStart w:id="45" w:name="sec-ci-concurrency"/>
     <w:p>
       <w:pPr>
         <w:pStyle w:val="Heading3"/>
@@ -2978,7 +3010,7 @@
       <w:r>
         <w:t xml:space="preserve"> </w:t>
       </w:r>
-      <w:hyperlink r:id="rId42">
+      <w:hyperlink r:id="rId43">
         <w:r>
           <w:rPr>
             <w:rStyle w:val="VerbatimChar"/>
@@ -3058,7 +3090,7 @@
       <w:r>
         <w:t xml:space="preserve"> </w:t>
       </w:r>
-      <w:hyperlink r:id="rId43">
+      <w:hyperlink r:id="rId44">
         <w:r>
           <w:rPr>
             <w:rStyle w:val="VerbatimChar"/>
@@ -3174,8 +3206,8 @@
         <w:t xml:space="preserve">it unless the acquisition step is atomic.</w:t>
       </w:r>
     </w:p>
-    <w:bookmarkEnd w:id="44"/>
-    <w:bookmarkStart w:id="45" w:name="sec-ci-fail-open-closed"/>
+    <w:bookmarkEnd w:id="45"/>
+    <w:bookmarkStart w:id="46" w:name="sec-ci-fail-open-closed"/>
     <w:p>
       <w:pPr>
         <w:pStyle w:val="Heading3"/>
@@ -3316,8 +3348,8 @@
         <w:t xml:space="preserve">so the degraded mode is visible rather than silent.</w:t>
       </w:r>
     </w:p>
-    <w:bookmarkEnd w:id="45"/>
-    <w:bookmarkStart w:id="46" w:name="sec-ci-toctou"/>
+    <w:bookmarkEnd w:id="46"/>
+    <w:bookmarkStart w:id="47" w:name="sec-ci-toctou"/>
     <w:p>
       <w:pPr>
         <w:pStyle w:val="Heading3"/>
@@ -3557,8 +3589,8 @@
         <w:t xml:space="preserve">so that losing the race is harmless rather than corrupting.</w:t>
       </w:r>
     </w:p>
-    <w:bookmarkEnd w:id="46"/>
-    <w:bookmarkStart w:id="47" w:name="sec-ci-idempotency"/>
+    <w:bookmarkEnd w:id="47"/>
+    <w:bookmarkStart w:id="48" w:name="sec-ci-idempotency"/>
     <w:p>
       <w:pPr>
         <w:pStyle w:val="Heading3"/>
@@ -3763,8 +3795,8 @@
         <w:t xml:space="preserve">one comment or two, one release or an error?</w:t>
       </w:r>
     </w:p>
-    <w:bookmarkEnd w:id="47"/>
-    <w:bookmarkStart w:id="49" w:name="sec-ci-retries"/>
+    <w:bookmarkEnd w:id="48"/>
+    <w:bookmarkStart w:id="50" w:name="sec-ci-retries"/>
     <w:p>
       <w:pPr>
         <w:pStyle w:val="Heading3"/>
@@ -3906,7 +3938,7 @@
       <w:r>
         <w:t xml:space="preserve"> </w:t>
       </w:r>
-      <w:hyperlink r:id="rId48">
+      <w:hyperlink r:id="rId49">
         <w:r>
           <w:rPr>
             <w:rStyle w:val="VerbatimChar"/>
@@ -4031,8 +4063,8 @@
         <w:t xml:space="preserve">before anyone notices.</w:t>
       </w:r>
     </w:p>
-    <w:bookmarkEnd w:id="49"/>
-    <w:bookmarkStart w:id="51" w:name="sec-ci-decomposition"/>
+    <w:bookmarkEnd w:id="50"/>
+    <w:bookmarkStart w:id="52" w:name="sec-ci-decomposition"/>
     <w:p>
       <w:pPr>
         <w:pStyle w:val="Heading3"/>
@@ -4051,7 +4083,7 @@
       <w:r>
         <w:t xml:space="preserve"> </w:t>
       </w:r>
-      <w:hyperlink r:id="rId50">
+      <w:hyperlink r:id="rId51">
         <w:r>
           <w:rPr>
             <w:rStyle w:val="Hyperlink"/>
@@ -4221,8 +4253,8 @@
         <w:t xml:space="preserve">not through side effects like pushing intermediate state to the repository.</w:t>
       </w:r>
     </w:p>
-    <w:bookmarkEnd w:id="51"/>
-    <w:bookmarkStart w:id="52" w:name="sec-ci-secrets"/>
+    <w:bookmarkEnd w:id="52"/>
+    <w:bookmarkStart w:id="53" w:name="sec-ci-secrets"/>
     <w:p>
       <w:pPr>
         <w:pStyle w:val="Heading3"/>
@@ -4403,8 +4435,8 @@
         <w:t xml:space="preserve">and immediately when a person with access leaves the project.</w:t>
       </w:r>
     </w:p>
-    <w:bookmarkEnd w:id="52"/>
-    <w:bookmarkStart w:id="53" w:name="sec-ci-observability"/>
+    <w:bookmarkEnd w:id="53"/>
+    <w:bookmarkStart w:id="54" w:name="sec-ci-observability"/>
     <w:p>
       <w:pPr>
         <w:pStyle w:val="Heading3"/>
@@ -4642,9 +4674,9 @@
         <w:t xml:space="preserve">beats a verdict buried in a thousand-line log.</w:t>
       </w:r>
     </w:p>
-    <w:bookmarkEnd w:id="53"/>
     <w:bookmarkEnd w:id="54"/>
-    <w:bookmarkStart w:id="57" w:name="sec-troubleshooting-failed-workflows"/>
+    <w:bookmarkEnd w:id="55"/>
+    <w:bookmarkStart w:id="58" w:name="sec-troubleshooting-failed-workflows"/>
     <w:p>
       <w:pPr>
         <w:pStyle w:val="Heading2"/>
@@ -4669,7 +4701,7 @@
       <w:r>
         <w:t xml:space="preserve"> </w:t>
       </w:r>
-      <w:hyperlink r:id="rId55">
+      <w:hyperlink r:id="rId56">
         <w:r>
           <w:rPr>
             <w:rStyle w:val="Hyperlink"/>
@@ -4801,7 +4833,7 @@
       <w:r>
         <w:t xml:space="preserve"> </w:t>
       </w:r>
-      <w:hyperlink r:id="rId55">
+      <w:hyperlink r:id="rId56">
         <w:r>
           <w:rPr>
             <w:rStyle w:val="Hyperlink"/>
@@ -4932,7 +4964,7 @@
       <w:r>
         <w:t xml:space="preserve"> </w:t>
       </w:r>
-      <w:hyperlink r:id="rId56">
+      <w:hyperlink r:id="rId57">
         <w:r>
           <w:rPr>
             <w:rStyle w:val="Hyperlink"/>
@@ -4968,8 +5000,8 @@
         <w:t xml:space="preserve">.</w:t>
       </w:r>
     </w:p>
-    <w:bookmarkEnd w:id="57"/>
-    <w:bookmarkStart w:id="70" w:name="sec-pr-comment-automation"/>
+    <w:bookmarkEnd w:id="58"/>
+    <w:bookmarkStart w:id="71" w:name="sec-pr-comment-automation"/>
     <w:p>
       <w:pPr>
         <w:pStyle w:val="Heading2"/>
@@ -5010,7 +5042,7 @@
         <w:t xml:space="preserve">helping you choose the right tool for your workflow.</w:t>
       </w:r>
     </w:p>
-    <w:bookmarkStart w:id="58" w:name="common-use-cases"/>
+    <w:bookmarkStart w:id="59" w:name="common-use-cases"/>
     <w:p>
       <w:pPr>
         <w:pStyle w:val="Heading4"/>
@@ -5106,8 +5138,8 @@
         <w:t xml:space="preserve">: Provide automated feedback without cluttering the PR conversation</w:t>
       </w:r>
     </w:p>
-    <w:bookmarkEnd w:id="58"/>
-    <w:bookmarkStart w:id="64" w:name="comparison-of-popular-actions"/>
+    <w:bookmarkEnd w:id="59"/>
+    <w:bookmarkStart w:id="65" w:name="comparison-of-popular-actions"/>
     <w:p>
       <w:pPr>
         <w:pStyle w:val="Heading4"/>
@@ -5120,7 +5152,7 @@
       <w:pPr>
         <w:pStyle w:val="FirstParagraph"/>
       </w:pPr>
-      <w:hyperlink r:id="rId59">
+      <w:hyperlink r:id="rId60">
         <w:r>
           <w:rPr>
             <w:rStyle w:val="Hyperlink"/>
@@ -5444,7 +5476,7 @@
       <w:pPr>
         <w:pStyle w:val="BodyText"/>
       </w:pPr>
-      <w:hyperlink r:id="rId60">
+      <w:hyperlink r:id="rId61">
         <w:r>
           <w:rPr>
             <w:rStyle w:val="Hyperlink"/>
@@ -5846,7 +5878,7 @@
       <w:pPr>
         <w:pStyle w:val="BodyText"/>
       </w:pPr>
-      <w:hyperlink r:id="rId61">
+      <w:hyperlink r:id="rId62">
         <w:r>
           <w:rPr>
             <w:rStyle w:val="Hyperlink"/>
@@ -6128,7 +6160,7 @@
       <w:pPr>
         <w:pStyle w:val="BodyText"/>
       </w:pPr>
-      <w:hyperlink r:id="rId62">
+      <w:hyperlink r:id="rId63">
         <w:r>
           <w:rPr>
             <w:rStyle w:val="Hyperlink"/>
@@ -6800,7 +6832,7 @@
       <w:r>
         <w:t xml:space="preserve"> </w:t>
       </w:r>
-      <w:hyperlink r:id="rId63">
+      <w:hyperlink r:id="rId64">
         <w:r>
           <w:rPr>
             <w:rStyle w:val="Hyperlink"/>
@@ -6890,8 +6922,8 @@
         <w:t xml:space="preserve">Essential when you want reviewers to see the rendered output (e.g., documentation sites, UI changes) rather than just the source code.</w:t>
       </w:r>
     </w:p>
-    <w:bookmarkEnd w:id="64"/>
-    <w:bookmarkStart w:id="65" w:name="tbl-pr-comment-features"/>
+    <w:bookmarkEnd w:id="65"/>
+    <w:bookmarkStart w:id="66" w:name="tbl-pr-comment-features"/>
     <w:p>
       <w:pPr>
         <w:pStyle w:val="Heading4"/>
@@ -7668,8 +7700,8 @@
         </w:tc>
       </w:tr>
     </w:tbl>
-    <w:bookmarkEnd w:id="65"/>
-    <w:bookmarkStart w:id="66" w:name="choosing-the-right-action"/>
+    <w:bookmarkEnd w:id="66"/>
+    <w:bookmarkStart w:id="67" w:name="choosing-the-right-action"/>
     <w:p>
       <w:pPr>
         <w:pStyle w:val="Heading4"/>
@@ -7930,8 +7962,8 @@
         <w:t xml:space="preserve">Your project uses GitHub Pages and benefits from preview environments</w:t>
       </w:r>
     </w:p>
-    <w:bookmarkEnd w:id="66"/>
-    <w:bookmarkStart w:id="69" w:name="security-considerations"/>
+    <w:bookmarkEnd w:id="67"/>
+    <w:bookmarkStart w:id="70" w:name="security-considerations"/>
     <w:p>
       <w:pPr>
         <w:pStyle w:val="Heading4"/>
@@ -7981,18 +8013,18 @@
                 <wp:inline>
                   <wp:extent cx="152400" cy="152400"/>
                   <wp:effectExtent b="0" l="0" r="0" t="0"/>
-                  <wp:docPr descr="" title="" id="67" name="Picture"/>
+                  <wp:docPr descr="" title="" id="68" name="Picture"/>
                   <a:graphic>
                     <a:graphicData uri="http://schemas.openxmlformats.org/drawingml/2006/picture">
                       <pic:pic>
                         <pic:nvPicPr>
-                          <pic:cNvPr descr="/opt/quarto/share/formats/docx/warning.png" id="68" name="Picture"/>
+                          <pic:cNvPr descr="/opt/quarto/share/formats/docx/warning.png" id="69" name="Picture"/>
                           <pic:cNvPicPr>
                             <a:picLocks noChangeArrowheads="1" noChangeAspect="1"/>
                           </pic:cNvPicPr>
                         </pic:nvPicPr>
                         <pic:blipFill>
-                          <a:blip r:embed="rId37"/>
+                          <a:blip r:embed="rId38"/>
                           <a:stretch>
                             <a:fillRect/>
                           </a:stretch>
@@ -8130,7 +8162,7 @@
             <w:r>
               <w:t xml:space="preserve"> </w:t>
             </w:r>
-            <w:hyperlink r:id="rId40">
+            <w:hyperlink r:id="rId41">
               <w:r>
                 <w:rPr>
                   <w:rStyle w:val="Hyperlink"/>
@@ -8173,9 +8205,9 @@
         </w:tc>
       </w:tr>
     </w:tbl>
-    <w:bookmarkEnd w:id="69"/>
     <w:bookmarkEnd w:id="70"/>
-    <w:bookmarkStart w:id="73" w:name="sec-fast-package-installation-with-r2u"/>
+    <w:bookmarkEnd w:id="71"/>
+    <w:bookmarkStart w:id="74" w:name="sec-fast-package-installation-with-r2u"/>
     <w:p>
       <w:pPr>
         <w:pStyle w:val="Heading2"/>
@@ -8194,7 +8226,7 @@
       <w:r>
         <w:t xml:space="preserve"> </w:t>
       </w:r>
-      <w:hyperlink r:id="rId71">
+      <w:hyperlink r:id="rId72">
         <w:r>
           <w:rPr>
             <w:rStyle w:val="Hyperlink"/>
@@ -8393,7 +8425,7 @@
       <w:r>
         <w:t xml:space="preserve"> </w:t>
       </w:r>
-      <w:hyperlink r:id="rId72">
+      <w:hyperlink r:id="rId73">
         <w:r>
           <w:rPr>
             <w:rStyle w:val="Hyperlink"/>
@@ -8557,7 +8589,7 @@
       <w:r>
         <w:t xml:space="preserve"> </w:t>
       </w:r>
-      <w:hyperlink r:id="rId71">
+      <w:hyperlink r:id="rId72">
         <w:r>
           <w:rPr>
             <w:rStyle w:val="Hyperlink"/>
@@ -8569,8 +8601,8 @@
         <w:t xml:space="preserve">.</w:t>
       </w:r>
     </w:p>
-    <w:bookmarkEnd w:id="73"/>
-    <w:bookmarkStart w:id="82" w:name="X1f638d620b06beefabe441ba104e0a774bd4d9f"/>
+    <w:bookmarkEnd w:id="74"/>
+    <w:bookmarkStart w:id="83" w:name="X1f638d620b06beefabe441ba104e0a774bd4d9f"/>
     <w:p>
       <w:pPr>
         <w:pStyle w:val="Heading2"/>
@@ -8627,7 +8659,7 @@
           <w:numId w:val="1027"/>
         </w:numPr>
       </w:pPr>
-      <w:hyperlink r:id="rId74">
+      <w:hyperlink r:id="rId75">
         <w:r>
           <w:rPr>
             <w:rStyle w:val="Hyperlink"/>
@@ -8644,7 +8676,7 @@
           <w:numId w:val="1027"/>
         </w:numPr>
       </w:pPr>
-      <w:hyperlink r:id="rId75">
+      <w:hyperlink r:id="rId76">
         <w:r>
           <w:rPr>
             <w:rStyle w:val="Hyperlink"/>
@@ -8661,7 +8693,7 @@
           <w:numId w:val="1027"/>
         </w:numPr>
       </w:pPr>
-      <w:hyperlink r:id="rId76">
+      <w:hyperlink r:id="rId77">
         <w:r>
           <w:rPr>
             <w:rStyle w:val="Hyperlink"/>
@@ -8678,7 +8710,7 @@
           <w:numId w:val="1027"/>
         </w:numPr>
       </w:pPr>
-      <w:hyperlink r:id="rId77">
+      <w:hyperlink r:id="rId78">
         <w:r>
           <w:rPr>
             <w:rStyle w:val="Hyperlink"/>
@@ -8713,7 +8745,7 @@
           <w:numId w:val="1027"/>
         </w:numPr>
       </w:pPr>
-      <w:hyperlink r:id="rId78">
+      <w:hyperlink r:id="rId79">
         <w:r>
           <w:rPr>
             <w:rStyle w:val="Hyperlink"/>
@@ -8742,7 +8774,7 @@
           <w:numId w:val="1027"/>
         </w:numPr>
       </w:pPr>
-      <w:hyperlink r:id="rId79">
+      <w:hyperlink r:id="rId80">
         <w:r>
           <w:rPr>
             <w:rStyle w:val="Hyperlink"/>
@@ -8777,7 +8809,7 @@
           <w:numId w:val="1027"/>
         </w:numPr>
       </w:pPr>
-      <w:hyperlink r:id="rId80">
+      <w:hyperlink r:id="rId81">
         <w:r>
           <w:rPr>
             <w:rStyle w:val="Hyperlink"/>
@@ -8812,7 +8844,7 @@
           <w:numId w:val="1027"/>
         </w:numPr>
       </w:pPr>
-      <w:hyperlink r:id="rId81">
+      <w:hyperlink r:id="rId82">
         <w:r>
           <w:rPr>
             <w:rStyle w:val="Hyperlink"/>
@@ -8847,7 +8879,7 @@
           <w:numId w:val="1027"/>
         </w:numPr>
       </w:pPr>
-      <w:hyperlink r:id="rId55">
+      <w:hyperlink r:id="rId56">
         <w:r>
           <w:rPr>
             <w:rStyle w:val="Hyperlink"/>
@@ -8862,7 +8894,7 @@
         <w:t xml:space="preserve">- real-time status of GitHub services</w:t>
       </w:r>
     </w:p>
-    <w:bookmarkEnd w:id="82"/>
+    <w:bookmarkEnd w:id="83"/>
     <w:sectPr>
       <w:footnotePr>
         <w:numRestart w:val="eachSect"/>
